--- a/03_Team_Work/Team5/Milestone_5_Algorithms/IC_Done/M5_WG_1.12.1-ALG_getAddress.docx
+++ b/03_Team_Work/Team5/Milestone_5_Algorithms/IC_Done/M5_WG_1.12.1-ALG_getAddress.docx
@@ -2,19 +2,6 @@
 <file path=word/document.xml><?xml version="1.0" encoding="utf-8"?>
 <w:document xmlns:wpc="http://schemas.microsoft.com/office/word/2010/wordprocessingCanvas" xmlns:cx="http://schemas.microsoft.com/office/drawing/2014/chartex" xmlns:cx1="http://schemas.microsoft.com/office/drawing/2015/9/8/chartex" xmlns:cx2="http://schemas.microsoft.com/office/drawing/2015/10/21/chartex" xmlns:cx3="http://schemas.microsoft.com/office/drawing/2016/5/9/chartex" xmlns:cx4="http://schemas.microsoft.com/office/drawing/2016/5/10/chartex" xmlns:cx5="http://schemas.microsoft.com/office/drawing/2016/5/11/chartex" xmlns:cx6="http://schemas.microsoft.com/office/drawing/2016/5/12/chartex" xmlns:cx7="http://schemas.microsoft.com/office/drawing/2016/5/13/chartex" xmlns:cx8="http://schemas.microsoft.com/office/drawing/2016/5/14/chartex" xmlns:mc="http://schemas.openxmlformats.org/markup-compatibility/2006" xmlns:aink="http://schemas.microsoft.com/office/drawing/2016/ink" xmlns:am3d="http://schemas.microsoft.com/office/drawing/2017/model3d" xmlns:o="urn:schemas-microsoft-com:office:office" xmlns:oel="http://schemas.microsoft.com/office/2019/extlst" xmlns:r="http://schemas.openxmlformats.org/officeDocument/2006/relationships" xmlns:m="http://schemas.openxmlformats.org/officeDocument/2006/math" xmlns:v="urn:schemas-microsoft-com:vml" xmlns:wp14="http://schemas.microsoft.com/office/word/2010/wordprocessingDrawing" xmlns:wp="http://schemas.openxmlformats.org/drawingml/2006/wordprocessingDrawing" xmlns:w10="urn:schemas-microsoft-com:office:word" xmlns:w="http://schemas.openxmlformats.org/wordprocessingml/2006/main" xmlns:w14="http://schemas.microsoft.com/office/word/2010/wordml" xmlns:w15="http://schemas.microsoft.com/office/word/2012/wordml" xmlns:w16cex="http://schemas.microsoft.com/office/word/2018/wordml/cex" xmlns:w16cid="http://schemas.microsoft.com/office/word/2016/wordml/cid" xmlns:w16="http://schemas.microsoft.com/office/word/2018/wordml" xmlns:w16du="http://schemas.microsoft.com/office/word/2023/wordml/word16du" xmlns:w16sdtdh="http://schemas.microsoft.com/office/word/2020/wordml/sdtdatahash" xmlns:w16sdtfl="http://schemas.microsoft.com/office/word/2024/wordml/sdtformatlock" xmlns:w16se="http://schemas.microsoft.com/office/word/2015/wordml/symex" xmlns:wpg="http://schemas.microsoft.com/office/word/2010/wordprocessingGroup" xmlns:wpi="http://schemas.microsoft.com/office/word/2010/wordprocessingInk" xmlns:wne="http://schemas.microsoft.com/office/word/2006/wordml" xmlns:wps="http://schemas.microsoft.com/office/word/2010/wordprocessingShape" mc:Ignorable="w14 w15 w16se w16cid w16 w16cex w16sdtdh w16sdtfl w16du wp14">
   <w:body>
-    <w:p>
-      <w:pPr>
-        <w:rPr>
-          <w:rFonts w:ascii="Aptos" w:hAnsi="Aptos"/>
-        </w:rPr>
-      </w:pPr>
-      <w:r>
-        <w:rPr>
-          <w:rFonts w:ascii="Aptos" w:hAnsi="Aptos"/>
-        </w:rPr>
-        <w:t>1.12.1-ALG getAddress()</w:t>
-      </w:r>
-    </w:p>
     <w:p>
       <w:pPr>
         <w:rPr>
@@ -29,18 +16,61 @@
           <w:b/>
           <w:bCs/>
         </w:rPr>
+        <w:t xml:space="preserve">1.12.1-ALG </w:t>
+      </w:r>
+      <w:proofErr w:type="gramStart"/>
+      <w:r>
+        <w:rPr>
+          <w:rFonts w:ascii="Aptos" w:hAnsi="Aptos"/>
+          <w:b/>
+          <w:bCs/>
+        </w:rPr>
+        <w:t>getAddress(</w:t>
+      </w:r>
+      <w:proofErr w:type="gramEnd"/>
+      <w:r>
+        <w:rPr>
+          <w:rFonts w:ascii="Aptos" w:hAnsi="Aptos"/>
+          <w:b/>
+          <w:bCs/>
+        </w:rPr>
+        <w:t>)</w:t>
+      </w:r>
+    </w:p>
+    <w:p>
+      <w:pPr>
+        <w:rPr>
+          <w:rFonts w:ascii="Aptos" w:hAnsi="Aptos"/>
+          <w:b/>
+          <w:bCs/>
+          <w:sz w:val="22"/>
+          <w:szCs w:val="22"/>
+        </w:rPr>
+      </w:pPr>
+      <w:r>
+        <w:rPr>
+          <w:rFonts w:ascii="Aptos" w:hAnsi="Aptos"/>
+          <w:b/>
+          <w:bCs/>
+          <w:sz w:val="22"/>
+          <w:szCs w:val="22"/>
+        </w:rPr>
         <w:t>Purpose:</w:t>
       </w:r>
     </w:p>
     <w:p>
       <w:pPr>
         <w:rPr>
-          <w:rFonts w:ascii="Aptos" w:hAnsi="Aptos"/>
+          <w:rFonts w:ascii="Times New Roman" w:hAnsi="Times New Roman" w:cs="Times New Roman"/>
+          <w:sz w:val="22"/>
+          <w:szCs w:val="22"/>
         </w:rPr>
       </w:pPr>
       <w:r>
         <w:rPr>
-          <w:rFonts w:ascii="Aptos" w:hAnsi="Aptos"/>
+          <w:rFonts w:ascii="Times New Roman" w:hAnsi="Times New Roman" w:cs="Times New Roman"/>
+          <w:sz w:val="22"/>
+          <w:szCs w:val="22"/>
         </w:rPr>
         <w:t>Retrieves the complete address entered by the user and prepares it for validation.</w:t>
       </w:r>
@@ -195,13 +225,12 @@
                               <w:tab/>
                               <w:t>GET country</w:t>
                             </w:r>
-                          </w:p>
-                          <w:p>
-                            <w:pPr>
-                              <w:rPr>
-                                <w:rFonts w:ascii="Aptos" w:hAnsi="Aptos"/>
-                              </w:rPr>
-                            </w:pPr>
+                            <w:r>
+                              <w:rPr>
+                                <w:rFonts w:ascii="Aptos" w:hAnsi="Aptos"/>
+                              </w:rPr>
+                              <w:br/>
+                            </w:r>
                           </w:p>
                           <w:p>
                             <w:pPr>
@@ -359,13 +388,12 @@
                         <w:tab/>
                         <w:t>GET country</w:t>
                       </w:r>
-                    </w:p>
-                    <w:p>
-                      <w:pPr>
-                        <w:rPr>
-                          <w:rFonts w:ascii="Aptos" w:hAnsi="Aptos"/>
-                        </w:rPr>
-                      </w:pPr>
+                      <w:r>
+                        <w:rPr>
+                          <w:rFonts w:ascii="Aptos" w:hAnsi="Aptos"/>
+                        </w:rPr>
+                        <w:br/>
+                      </w:r>
                     </w:p>
                     <w:p>
                       <w:pPr>
@@ -407,14 +435,6 @@
             </w:pict>
           </mc:Fallback>
         </mc:AlternateContent>
-      </w:r>
-      <w:r>
-        <w:rPr>
-          <w:rFonts w:ascii="Aptos" w:hAnsi="Aptos"/>
-          <w:b/>
-          <w:bCs/>
-        </w:rPr>
-        <w:t>Pseudocode</w:t>
       </w:r>
     </w:p>
     <w:p>
@@ -1037,6 +1057,7 @@
   <w:style w:type="character" w:default="1" w:styleId="DefaultParagraphFont">
     <w:name w:val="Default Paragraph Font"/>
     <w:uiPriority w:val="1"/>
+    <w:semiHidden/>
     <w:unhideWhenUsed/>
   </w:style>
   <w:style w:type="table" w:default="1" w:styleId="TableNormal">

--- a/03_Team_Work/Team5/Milestone_5_Algorithms/IC_Done/M5_WG_1.12.1-ALG_getAddress.docx
+++ b/03_Team_Work/Team5/Milestone_5_Algorithms/IC_Done/M5_WG_1.12.1-ALG_getAddress.docx
@@ -58,363 +58,75 @@
           <w:rFonts w:ascii="Aptos" w:hAnsi="Aptos"/>
           <w:b/>
           <w:bCs/>
-          <w:noProof/>
         </w:rPr>
-        <mc:AlternateContent>
-          <mc:Choice Requires="wps">
-            <w:drawing>
-              <wp:anchor distT="0" distB="0" distL="114300" distR="114300" simplePos="0" relativeHeight="251659264" behindDoc="0" locked="0" layoutInCell="1" allowOverlap="1" wp14:anchorId="60B987ED" wp14:editId="4A8A77BD">
-                <wp:simplePos x="0" y="0"/>
-                <wp:positionH relativeFrom="column">
-                  <wp:posOffset>34290</wp:posOffset>
-                </wp:positionH>
-                <wp:positionV relativeFrom="paragraph">
-                  <wp:posOffset>301625</wp:posOffset>
-                </wp:positionV>
-                <wp:extent cx="4476750" cy="3267075"/>
-                <wp:effectExtent l="0" t="0" r="19050" b="28575"/>
-                <wp:wrapNone/>
-                <wp:docPr id="1193969213" name="Text Box 1"/>
-                <wp:cNvGraphicFramePr/>
-                <a:graphic xmlns:a="http://schemas.openxmlformats.org/drawingml/2006/main">
-                  <a:graphicData uri="http://schemas.microsoft.com/office/word/2010/wordprocessingShape">
-                    <wps:wsp>
-                      <wps:cNvSpPr txBox="1"/>
-                      <wps:spPr>
-                        <a:xfrm>
-                          <a:off x="0" y="0"/>
-                          <a:ext cx="4476750" cy="3267075"/>
-                        </a:xfrm>
-                        <a:prstGeom prst="rect">
-                          <a:avLst/>
-                        </a:prstGeom>
-                        <a:solidFill>
-                          <a:schemeClr val="lt1"/>
-                        </a:solidFill>
-                        <a:ln w="6350">
-                          <a:solidFill>
-                            <a:prstClr val="black"/>
-                          </a:solidFill>
-                        </a:ln>
-                      </wps:spPr>
-                      <wps:txbx>
-                        <w:txbxContent>
-                          <w:p>
-                            <w:pPr>
-                              <w:rPr>
-                                <w:rFonts w:ascii="Aptos" w:hAnsi="Aptos"/>
-                              </w:rPr>
-                            </w:pPr>
-                            <w:r>
-                              <w:rPr>
-                                <w:rFonts w:ascii="Aptos" w:hAnsi="Aptos"/>
-                              </w:rPr>
-                              <w:t>Function getAddress()</w:t>
-                            </w:r>
-                          </w:p>
-                          <w:p>
-                            <w:pPr>
-                              <w:rPr>
-                                <w:rFonts w:ascii="Aptos" w:hAnsi="Aptos"/>
-                              </w:rPr>
-                            </w:pPr>
-                            <w:r>
-                              <w:rPr>
-                                <w:rFonts w:ascii="Aptos" w:hAnsi="Aptos"/>
-                              </w:rPr>
-                              <w:tab/>
-                              <w:t>GET streetAddress</w:t>
-                            </w:r>
-                          </w:p>
-                          <w:p>
-                            <w:pPr>
-                              <w:rPr>
-                                <w:rFonts w:ascii="Aptos" w:hAnsi="Aptos"/>
-                              </w:rPr>
-                            </w:pPr>
-                            <w:r>
-                              <w:rPr>
-                                <w:rFonts w:ascii="Aptos" w:hAnsi="Aptos"/>
-                              </w:rPr>
-                              <w:tab/>
-                              <w:t>GET suiteNumber</w:t>
-                            </w:r>
-                          </w:p>
-                          <w:p>
-                            <w:pPr>
-                              <w:rPr>
-                                <w:rFonts w:ascii="Aptos" w:hAnsi="Aptos"/>
-                              </w:rPr>
-                            </w:pPr>
-                            <w:r>
-                              <w:rPr>
-                                <w:rFonts w:ascii="Aptos" w:hAnsi="Aptos"/>
-                              </w:rPr>
-                              <w:tab/>
-                              <w:t>GET city</w:t>
-                            </w:r>
-                          </w:p>
-                          <w:p>
-                            <w:pPr>
-                              <w:rPr>
-                                <w:rFonts w:ascii="Aptos" w:hAnsi="Aptos"/>
-                              </w:rPr>
-                            </w:pPr>
-                            <w:r>
-                              <w:rPr>
-                                <w:rFonts w:ascii="Aptos" w:hAnsi="Aptos"/>
-                              </w:rPr>
-                              <w:tab/>
-                              <w:t>GET state</w:t>
-                            </w:r>
-                          </w:p>
-                          <w:p>
-                            <w:pPr>
-                              <w:rPr>
-                                <w:rFonts w:ascii="Aptos" w:hAnsi="Aptos"/>
-                              </w:rPr>
-                            </w:pPr>
-                            <w:r>
-                              <w:rPr>
-                                <w:rFonts w:ascii="Aptos" w:hAnsi="Aptos"/>
-                              </w:rPr>
-                              <w:tab/>
-                              <w:t>GET zipCode</w:t>
-                            </w:r>
-                          </w:p>
-                          <w:p>
-                            <w:pPr>
-                              <w:rPr>
-                                <w:rFonts w:ascii="Aptos" w:hAnsi="Aptos"/>
-                              </w:rPr>
-                            </w:pPr>
-                            <w:r>
-                              <w:rPr>
-                                <w:rFonts w:ascii="Aptos" w:hAnsi="Aptos"/>
-                              </w:rPr>
-                              <w:tab/>
-                              <w:t>GET country</w:t>
-                            </w:r>
-                          </w:p>
-                          <w:p>
-                            <w:pPr>
-                              <w:rPr>
-                                <w:rFonts w:ascii="Aptos" w:hAnsi="Aptos"/>
-                              </w:rPr>
-                            </w:pPr>
-                          </w:p>
-                          <w:p>
-                            <w:pPr>
-                              <w:rPr>
-                                <w:rFonts w:ascii="Aptos" w:hAnsi="Aptos"/>
-                              </w:rPr>
-                            </w:pPr>
-                            <w:r>
-                              <w:rPr>
-                                <w:rFonts w:ascii="Aptos" w:hAnsi="Aptos"/>
-                              </w:rPr>
-                              <w:tab/>
-                              <w:t>RETURN AddressRequest</w:t>
-                            </w:r>
-                          </w:p>
-                          <w:p>
-                            <w:pPr>
-                              <w:rPr>
-                                <w:rFonts w:ascii="Aptos" w:hAnsi="Aptos"/>
-                              </w:rPr>
-                            </w:pPr>
-                            <w:r>
-                              <w:rPr>
-                                <w:rFonts w:ascii="Aptos" w:hAnsi="Aptos"/>
-                              </w:rPr>
-                              <w:t>END FUNCTION</w:t>
-                            </w:r>
-                          </w:p>
-                          <w:p>
-                            <w:pPr>
-                              <w:rPr>
-                                <w:rFonts w:ascii="Aptos" w:hAnsi="Aptos"/>
-                              </w:rPr>
-                            </w:pPr>
-                          </w:p>
-                        </w:txbxContent>
-                      </wps:txbx>
-                      <wps:bodyPr rot="0" spcFirstLastPara="0" vertOverflow="overflow" horzOverflow="overflow" vert="horz" wrap="square" lIns="91440" tIns="45720" rIns="91440" bIns="45720" numCol="1" spcCol="0" rtlCol="0" fromWordArt="0" anchor="t" anchorCtr="0" forceAA="0" compatLnSpc="1">
-                        <a:prstTxWarp prst="textNoShape">
-                          <a:avLst/>
-                        </a:prstTxWarp>
-                        <a:noAutofit/>
-                      </wps:bodyPr>
-                    </wps:wsp>
-                  </a:graphicData>
-                </a:graphic>
-                <wp14:sizeRelV relativeFrom="margin">
-                  <wp14:pctHeight>0</wp14:pctHeight>
-                </wp14:sizeRelV>
-              </wp:anchor>
-            </w:drawing>
-          </mc:Choice>
-          <mc:Fallback>
-            <w:pict>
-              <v:shapetype w14:anchorId="60B987ED" id="_x0000_t202" coordsize="21600,21600" o:spt="202" path="m,l,21600r21600,l21600,xe">
-                <v:stroke joinstyle="miter"/>
-                <v:path gradientshapeok="t" o:connecttype="rect"/>
-              </v:shapetype>
-              <v:shape id="Text Box 1" o:spid="_x0000_s1026" type="#_x0000_t202" style="position:absolute;margin-left:2.7pt;margin-top:23.75pt;width:352.5pt;height:257.25pt;z-index:251659264;visibility:visible;mso-wrap-style:square;mso-height-percent:0;mso-wrap-distance-left:9pt;mso-wrap-distance-top:0;mso-wrap-distance-right:9pt;mso-wrap-distance-bottom:0;mso-position-horizontal:absolute;mso-position-horizontal-relative:text;mso-position-vertical:absolute;mso-position-vertical-relative:text;mso-height-percent:0;mso-height-relative:margin;v-text-anchor:top" o:gfxdata="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" fillcolor="white [3201]" strokeweight=".5pt">
-                <v:textbox>
-                  <w:txbxContent>
-                    <w:p>
-                      <w:pPr>
-                        <w:rPr>
-                          <w:rFonts w:ascii="Aptos" w:hAnsi="Aptos"/>
-                        </w:rPr>
-                      </w:pPr>
-                      <w:r>
-                        <w:rPr>
-                          <w:rFonts w:ascii="Aptos" w:hAnsi="Aptos"/>
-                        </w:rPr>
-                        <w:t>Function getAddress()</w:t>
-                      </w:r>
-                    </w:p>
-                    <w:p>
-                      <w:pPr>
-                        <w:rPr>
-                          <w:rFonts w:ascii="Aptos" w:hAnsi="Aptos"/>
-                        </w:rPr>
-                      </w:pPr>
-                      <w:r>
-                        <w:rPr>
-                          <w:rFonts w:ascii="Aptos" w:hAnsi="Aptos"/>
-                        </w:rPr>
-                        <w:tab/>
-                        <w:t>GET streetAddress</w:t>
-                      </w:r>
-                    </w:p>
-                    <w:p>
-                      <w:pPr>
-                        <w:rPr>
-                          <w:rFonts w:ascii="Aptos" w:hAnsi="Aptos"/>
-                        </w:rPr>
-                      </w:pPr>
-                      <w:r>
-                        <w:rPr>
-                          <w:rFonts w:ascii="Aptos" w:hAnsi="Aptos"/>
-                        </w:rPr>
-                        <w:tab/>
-                        <w:t>GET suiteNumber</w:t>
-                      </w:r>
-                    </w:p>
-                    <w:p>
-                      <w:pPr>
-                        <w:rPr>
-                          <w:rFonts w:ascii="Aptos" w:hAnsi="Aptos"/>
-                        </w:rPr>
-                      </w:pPr>
-                      <w:r>
-                        <w:rPr>
-                          <w:rFonts w:ascii="Aptos" w:hAnsi="Aptos"/>
-                        </w:rPr>
-                        <w:tab/>
-                        <w:t>GET city</w:t>
-                      </w:r>
-                    </w:p>
-                    <w:p>
-                      <w:pPr>
-                        <w:rPr>
-                          <w:rFonts w:ascii="Aptos" w:hAnsi="Aptos"/>
-                        </w:rPr>
-                      </w:pPr>
-                      <w:r>
-                        <w:rPr>
-                          <w:rFonts w:ascii="Aptos" w:hAnsi="Aptos"/>
-                        </w:rPr>
-                        <w:tab/>
-                        <w:t>GET state</w:t>
-                      </w:r>
-                    </w:p>
-                    <w:p>
-                      <w:pPr>
-                        <w:rPr>
-                          <w:rFonts w:ascii="Aptos" w:hAnsi="Aptos"/>
-                        </w:rPr>
-                      </w:pPr>
-                      <w:r>
-                        <w:rPr>
-                          <w:rFonts w:ascii="Aptos" w:hAnsi="Aptos"/>
-                        </w:rPr>
-                        <w:tab/>
-                        <w:t>GET zipCode</w:t>
-                      </w:r>
-                    </w:p>
-                    <w:p>
-                      <w:pPr>
-                        <w:rPr>
-                          <w:rFonts w:ascii="Aptos" w:hAnsi="Aptos"/>
-                        </w:rPr>
-                      </w:pPr>
-                      <w:r>
-                        <w:rPr>
-                          <w:rFonts w:ascii="Aptos" w:hAnsi="Aptos"/>
-                        </w:rPr>
-                        <w:tab/>
-                        <w:t>GET country</w:t>
-                      </w:r>
-                    </w:p>
-                    <w:p>
-                      <w:pPr>
-                        <w:rPr>
-                          <w:rFonts w:ascii="Aptos" w:hAnsi="Aptos"/>
-                        </w:rPr>
-                      </w:pPr>
-                    </w:p>
-                    <w:p>
-                      <w:pPr>
-                        <w:rPr>
-                          <w:rFonts w:ascii="Aptos" w:hAnsi="Aptos"/>
-                        </w:rPr>
-                      </w:pPr>
-                      <w:r>
-                        <w:rPr>
-                          <w:rFonts w:ascii="Aptos" w:hAnsi="Aptos"/>
-                        </w:rPr>
-                        <w:tab/>
-                        <w:t>RETURN AddressRequest</w:t>
-                      </w:r>
-                    </w:p>
-                    <w:p>
-                      <w:pPr>
-                        <w:rPr>
-                          <w:rFonts w:ascii="Aptos" w:hAnsi="Aptos"/>
-                        </w:rPr>
-                      </w:pPr>
-                      <w:r>
-                        <w:rPr>
-                          <w:rFonts w:ascii="Aptos" w:hAnsi="Aptos"/>
-                        </w:rPr>
-                        <w:t>END FUNCTION</w:t>
-                      </w:r>
-                    </w:p>
-                    <w:p>
-                      <w:pPr>
-                        <w:rPr>
-                          <w:rFonts w:ascii="Aptos" w:hAnsi="Aptos"/>
-                        </w:rPr>
-                      </w:pPr>
-                    </w:p>
-                  </w:txbxContent>
-                </v:textbox>
-              </v:shape>
-            </w:pict>
-          </mc:Fallback>
-        </mc:AlternateContent>
+        <w:t>Pseudocode</w:t>
       </w:r>
+    </w:p>
+    <w:p>
+      <w:pPr>
+        <w:rPr>
+          <w:rFonts w:ascii="Aptos" w:hAnsi="Aptos"/>
+          <w:b/>
+          <w:bCs/>
+        </w:rPr>
+      </w:pPr>
+    </w:p>
+    <w:p>
+      <w:pPr>
+        <w:rPr>
+          <w:rFonts w:ascii="Aptos" w:hAnsi="Aptos"/>
+          <w:b/>
+          <w:bCs/>
+        </w:rPr>
+      </w:pPr>
       <w:r>
         <w:rPr>
           <w:rFonts w:ascii="Aptos" w:hAnsi="Aptos"/>
           <w:b/>
           <w:bCs/>
+          <w:noProof/>
         </w:rPr>
-        <w:t>Pseudocode</w:t>
+        <w:drawing>
+          <wp:inline distT="0" distB="0" distL="0" distR="0" wp14:anchorId="0522AFBF" wp14:editId="19B0BC84">
+            <wp:extent cx="5612130" cy="2524760"/>
+            <wp:effectExtent l="0" t="0" r="7620" b="8890"/>
+            <wp:docPr id="3064532" name="Picture 2"/>
+            <wp:cNvGraphicFramePr>
+              <a:graphicFrameLocks xmlns:a="http://schemas.openxmlformats.org/drawingml/2006/main" noChangeAspect="1"/>
+            </wp:cNvGraphicFramePr>
+            <a:graphic xmlns:a="http://schemas.openxmlformats.org/drawingml/2006/main">
+              <a:graphicData uri="http://schemas.openxmlformats.org/drawingml/2006/picture">
+                <pic:pic xmlns:pic="http://schemas.openxmlformats.org/drawingml/2006/picture">
+                  <pic:nvPicPr>
+                    <pic:cNvPr id="3064532" name="Picture 3064532"/>
+                    <pic:cNvPicPr/>
+                  </pic:nvPicPr>
+                  <pic:blipFill>
+                    <a:blip r:embed="rId4">
+                      <a:extLst>
+                        <a:ext uri="{28A0092B-C50C-407E-A947-70E740481C1C}">
+                          <a14:useLocalDpi xmlns:a14="http://schemas.microsoft.com/office/drawing/2010/main" val="0"/>
+                        </a:ext>
+                      </a:extLst>
+                    </a:blip>
+                    <a:stretch>
+                      <a:fillRect/>
+                    </a:stretch>
+                  </pic:blipFill>
+                  <pic:spPr>
+                    <a:xfrm>
+                      <a:off x="0" y="0"/>
+                      <a:ext cx="5612130" cy="2524760"/>
+                    </a:xfrm>
+                    <a:prstGeom prst="rect">
+                      <a:avLst/>
+                    </a:prstGeom>
+                  </pic:spPr>
+                </pic:pic>
+              </a:graphicData>
+            </a:graphic>
+          </wp:inline>
+        </w:drawing>
       </w:r>
     </w:p>
     <w:p>
@@ -1037,6 +749,7 @@
   <w:style w:type="character" w:default="1" w:styleId="DefaultParagraphFont">
     <w:name w:val="Default Paragraph Font"/>
     <w:uiPriority w:val="1"/>
+    <w:semiHidden/>
     <w:unhideWhenUsed/>
   </w:style>
   <w:style w:type="table" w:default="1" w:styleId="TableNormal">

--- a/03_Team_Work/Team5/Milestone_5_Algorithms/IC_Done/M5_WG_1.12.1-ALG_getAddress.docx
+++ b/03_Team_Work/Team5/Milestone_5_Algorithms/IC_Done/M5_WG_1.12.1-ALG_getAddress.docx
@@ -2,19 +2,6 @@
 <file path=word/document.xml><?xml version="1.0" encoding="utf-8"?>
 <w:document xmlns:wpc="http://schemas.microsoft.com/office/word/2010/wordprocessingCanvas" xmlns:cx="http://schemas.microsoft.com/office/drawing/2014/chartex" xmlns:cx1="http://schemas.microsoft.com/office/drawing/2015/9/8/chartex" xmlns:cx2="http://schemas.microsoft.com/office/drawing/2015/10/21/chartex" xmlns:cx3="http://schemas.microsoft.com/office/drawing/2016/5/9/chartex" xmlns:cx4="http://schemas.microsoft.com/office/drawing/2016/5/10/chartex" xmlns:cx5="http://schemas.microsoft.com/office/drawing/2016/5/11/chartex" xmlns:cx6="http://schemas.microsoft.com/office/drawing/2016/5/12/chartex" xmlns:cx7="http://schemas.microsoft.com/office/drawing/2016/5/13/chartex" xmlns:cx8="http://schemas.microsoft.com/office/drawing/2016/5/14/chartex" xmlns:mc="http://schemas.openxmlformats.org/markup-compatibility/2006" xmlns:aink="http://schemas.microsoft.com/office/drawing/2016/ink" xmlns:am3d="http://schemas.microsoft.com/office/drawing/2017/model3d" xmlns:o="urn:schemas-microsoft-com:office:office" xmlns:oel="http://schemas.microsoft.com/office/2019/extlst" xmlns:r="http://schemas.openxmlformats.org/officeDocument/2006/relationships" xmlns:m="http://schemas.openxmlformats.org/officeDocument/2006/math" xmlns:v="urn:schemas-microsoft-com:vml" xmlns:wp14="http://schemas.microsoft.com/office/word/2010/wordprocessingDrawing" xmlns:wp="http://schemas.openxmlformats.org/drawingml/2006/wordprocessingDrawing" xmlns:w10="urn:schemas-microsoft-com:office:word" xmlns:w="http://schemas.openxmlformats.org/wordprocessingml/2006/main" xmlns:w14="http://schemas.microsoft.com/office/word/2010/wordml" xmlns:w15="http://schemas.microsoft.com/office/word/2012/wordml" xmlns:w16cex="http://schemas.microsoft.com/office/word/2018/wordml/cex" xmlns:w16cid="http://schemas.microsoft.com/office/word/2016/wordml/cid" xmlns:w16="http://schemas.microsoft.com/office/word/2018/wordml" xmlns:w16du="http://schemas.microsoft.com/office/word/2023/wordml/word16du" xmlns:w16sdtdh="http://schemas.microsoft.com/office/word/2020/wordml/sdtdatahash" xmlns:w16sdtfl="http://schemas.microsoft.com/office/word/2024/wordml/sdtformatlock" xmlns:w16se="http://schemas.microsoft.com/office/word/2015/wordml/symex" xmlns:wpg="http://schemas.microsoft.com/office/word/2010/wordprocessingGroup" xmlns:wpi="http://schemas.microsoft.com/office/word/2010/wordprocessingInk" xmlns:wne="http://schemas.microsoft.com/office/word/2006/wordml" xmlns:wps="http://schemas.microsoft.com/office/word/2010/wordprocessingShape" mc:Ignorable="w14 w15 w16se w16cid w16 w16cex w16sdtdh w16sdtfl w16du wp14">
   <w:body>
-    <w:p>
-      <w:pPr>
-        <w:rPr>
-          <w:rFonts w:ascii="Aptos" w:hAnsi="Aptos"/>
-        </w:rPr>
-      </w:pPr>
-      <w:r>
-        <w:rPr>
-          <w:rFonts w:ascii="Aptos" w:hAnsi="Aptos"/>
-        </w:rPr>
-        <w:t>1.12.1-ALG getAddress()</w:t>
-      </w:r>
-    </w:p>
     <w:p>
       <w:pPr>
         <w:rPr>
@@ -29,20 +16,25 @@
           <w:b/>
           <w:bCs/>
         </w:rPr>
-        <w:t>Purpose:</w:t>
+        <w:t xml:space="preserve">1.12.1-ALG </w:t>
       </w:r>
-    </w:p>
-    <w:p>
-      <w:pPr>
-        <w:rPr>
-          <w:rFonts w:ascii="Aptos" w:hAnsi="Aptos"/>
-        </w:rPr>
-      </w:pPr>
+      <w:proofErr w:type="gramStart"/>
       <w:r>
         <w:rPr>
           <w:rFonts w:ascii="Aptos" w:hAnsi="Aptos"/>
+          <w:b/>
+          <w:bCs/>
         </w:rPr>
-        <w:t>Retrieves the complete address entered by the user and prepares it for validation.</w:t>
+        <w:t>getAddress(</w:t>
+      </w:r>
+      <w:proofErr w:type="gramEnd"/>
+      <w:r>
+        <w:rPr>
+          <w:rFonts w:ascii="Aptos" w:hAnsi="Aptos"/>
+          <w:b/>
+          <w:bCs/>
+        </w:rPr>
+        <w:t>)</w:t>
       </w:r>
     </w:p>
     <w:p>
@@ -51,6 +43,8 @@
           <w:rFonts w:ascii="Aptos" w:hAnsi="Aptos"/>
           <w:b/>
           <w:bCs/>
+          <w:sz w:val="22"/>
+          <w:szCs w:val="22"/>
         </w:rPr>
       </w:pPr>
       <w:r>
@@ -58,18 +52,28 @@
           <w:rFonts w:ascii="Aptos" w:hAnsi="Aptos"/>
           <w:b/>
           <w:bCs/>
+          <w:sz w:val="22"/>
+          <w:szCs w:val="22"/>
         </w:rPr>
-        <w:t>Pseudocode</w:t>
+        <w:t>Purpose:</w:t>
       </w:r>
     </w:p>
     <w:p>
       <w:pPr>
         <w:rPr>
-          <w:rFonts w:ascii="Aptos" w:hAnsi="Aptos"/>
-          <w:b/>
-          <w:bCs/>
+          <w:rFonts w:ascii="Times New Roman" w:hAnsi="Times New Roman" w:cs="Times New Roman"/>
+          <w:sz w:val="22"/>
+          <w:szCs w:val="22"/>
         </w:rPr>
       </w:pPr>
+      <w:r>
+        <w:rPr>
+          <w:rFonts w:ascii="Times New Roman" w:hAnsi="Times New Roman" w:cs="Times New Roman"/>
+          <w:sz w:val="22"/>
+          <w:szCs w:val="22"/>
+        </w:rPr>
+        <w:t>Retrieves the complete address entered by the user and prepares it for validation.</w:t>
+      </w:r>
     </w:p>
     <w:p>
       <w:pPr>
